--- a/04 — Web & Cloud Infrastructure/web-01 khaneilcampbell.com Portfolio Site/01 Project Overview.docx
+++ b/04 — Web & Cloud Infrastructure/web-01 khaneilcampbell.com Portfolio Site/01 Project Overview.docx
@@ -328,7 +328,7 @@
                 <w:rPr>
                   <w:rStyle w:val="Hyperlink"/>
                 </w:rPr>
-                <w:t xml:space="preserve">khancam15/khaneilcampbell.com</w:t>
+                <w:t xml:space="preserve">khaneilcampbell/khaneilcampbell.com</w:t>
               </w:r>
             </w:hyperlink>
           </w:p>
